--- a/manuscripts/TCMJ_observational_cohort_fractionated_vs_bolus_TEACHING_DRAFT.docx
+++ b/manuscripts/TCMJ_observational_cohort_fractionated_vs_bolus_TEACHING_DRAFT.docx
@@ -264,7 +264,7 @@
           <w:sz w:val="24"/>
           <w:szCs w:val="24"/>
         </w:rPr>
-        <w:t xml:space="preserve">Tables: 6 | Figures: 5 | References: 24</w:t>
+        <w:t xml:space="preserve">Tables: 6 | Figures: 6 | References: 24</w:t>
       </w:r>
     </w:p>
     <w:p>
@@ -1261,7 +1261,7 @@
           <w:sz w:val="24"/>
           <w:szCs w:val="24"/>
         </w:rPr>
-        <w:t xml:space="preserve">The primary estimate proved stable across all pre-specified sensitivity analyses (Table 5). Inverse probability of treatment weighting gave a risk ratio of 0.31 (0.14 to 0.69) and propensity score matching, which yielded 48 matched pairs, gave 0.33 (0.13 to 0.84). Multiple imputation of the two records with missing haemodynamic data produced 0.29 (0.13 to 0.66).</w:t>
+        <w:t xml:space="preserve">The primary estimate proved stable across all pre-specified sensitivity analyses (Table 5, Figure 6). Inverse probability of treatment weighting gave a risk ratio of 0.31 (0.14 to 0.69) and propensity score matching, which yielded 48 matched pairs, gave 0.33 (0.13 to 0.84). Multiple imputation of the two records with missing haemodynamic data produced 0.29 (0.13 to 0.66). Across every analysis the estimate moved only between 0.27 and 0.33.</w:t>
       </w:r>
     </w:p>
     <w:p>
@@ -9367,77 +9367,367 @@
           <w:sz w:val="26"/>
           <w:szCs w:val="26"/>
         </w:rPr>
-        <w:t xml:space="preserve">Figure legends</w:t>
-      </w:r>
-    </w:p>
-    <w:p>
-      <w:pPr>
-        <w:spacing w:after="140" w:line="360"/>
+        <w:t xml:space="preserve">Figures</w:t>
+      </w:r>
+    </w:p>
+    <w:p>
+      <w:pPr>
+        <w:spacing w:after="90" w:before="280"/>
+        <w:jc w:val="center"/>
+      </w:pPr>
+      <w:r>
+        <w:drawing>
+          <wp:inline distT="0" distB="0" distL="0" distR="0">
+            <wp:extent cx="5667375" cy="3762375"/>
+            <wp:effectExtent t="0" r="0" b="0" l="0"/>
+            <wp:docPr id="1" name="" descr="" title=""/>
+            <wp:cNvGraphicFramePr>
+              <a:graphicFrameLocks xmlns:a="http://schemas.openxmlformats.org/drawingml/2006/main" noChangeAspect="1"/>
+            </wp:cNvGraphicFramePr>
+            <a:graphic xmlns:a="http://schemas.openxmlformats.org/drawingml/2006/main">
+              <a:graphicData uri="http://schemas.openxmlformats.org/drawingml/2006/picture">
+                <pic:pic xmlns:pic="http://schemas.openxmlformats.org/drawingml/2006/picture">
+                  <pic:nvPicPr>
+                    <pic:cNvPr id="0" name="" descr=""/>
+                    <pic:cNvPicPr>
+                      <a:picLocks noChangeAspect="1" noChangeArrowheads="1"/>
+                    </pic:cNvPicPr>
+                  </pic:nvPicPr>
+                  <pic:blipFill>
+                    <a:blip r:embed="rId7" cstate="none"/>
+                    <a:srcRect/>
+                    <a:stretch>
+                      <a:fillRect/>
+                    </a:stretch>
+                  </pic:blipFill>
+                  <pic:spPr bwMode="auto">
+                    <a:xfrm>
+                      <a:off x="0" y="0"/>
+                      <a:ext cx="5667375" cy="3762375"/>
+                    </a:xfrm>
+                    <a:prstGeom prst="rect">
+                      <a:avLst/>
+                    </a:prstGeom>
+                  </pic:spPr>
+                </pic:pic>
+              </a:graphicData>
+            </a:graphic>
+          </wp:inline>
+        </w:drawing>
+      </w:r>
+    </w:p>
+    <w:p>
+      <w:pPr>
+        <w:spacing w:after="260" w:line="260"/>
         <w:jc w:val="both"/>
       </w:pPr>
       <w:r>
         <w:rPr>
           <w:rFonts w:ascii="Times New Roman" w:cs="Times New Roman" w:eastAsia="Times New Roman" w:hAnsi="Times New Roman"/>
-          <w:sz w:val="24"/>
-          <w:szCs w:val="24"/>
-        </w:rPr>
-        <w:t xml:space="preserve">Figure 1. Directed acyclic graph of the assumed causal structure linking injection pattern to intraoperative hypotension. Boxes denote measured variables and shaded boxes the minimal sufficient adjustment set. Peak sensory level is shown as a mediator and is deliberately excluded from adjustment; conditioning on it would remove part of the association under study [23]. Cerebrospinal fluid volume and true instantaneous injection rate are shown as unmeasured variables.</w:t>
-      </w:r>
-    </w:p>
-    <w:p>
-      <w:pPr>
-        <w:spacing w:after="140" w:line="360"/>
+          <w:sz w:val="19"/>
+          <w:szCs w:val="19"/>
+        </w:rPr>
+        <w:t xml:space="preserve">Figure 1. Directed acyclic graph of the assumed causal structure linking injection pattern to intraoperative hypotension. Boxes denote measured variables and the shaded blue box the minimal sufficient adjustment set. Peak sensory level is shown as a mediator and is deliberately excluded from adjustment; conditioning on it would remove part of the association under study [23]. Cerebrospinal fluid volume and true instantaneous injection rate are shown as unmeasured, and are the reason an E-value is reported.</w:t>
+      </w:r>
+    </w:p>
+    <w:p>
+      <w:pPr>
+        <w:spacing w:after="90" w:before="280"/>
+        <w:jc w:val="center"/>
+      </w:pPr>
+      <w:r>
+        <w:drawing>
+          <wp:inline distT="0" distB="0" distL="0" distR="0">
+            <wp:extent cx="5029200" cy="4848225"/>
+            <wp:effectExtent t="0" r="0" b="0" l="0"/>
+            <wp:docPr id="1" name="" descr="" title=""/>
+            <wp:cNvGraphicFramePr>
+              <a:graphicFrameLocks xmlns:a="http://schemas.openxmlformats.org/drawingml/2006/main" noChangeAspect="1"/>
+            </wp:cNvGraphicFramePr>
+            <a:graphic xmlns:a="http://schemas.openxmlformats.org/drawingml/2006/main">
+              <a:graphicData uri="http://schemas.openxmlformats.org/drawingml/2006/picture">
+                <pic:pic xmlns:pic="http://schemas.openxmlformats.org/drawingml/2006/picture">
+                  <pic:nvPicPr>
+                    <pic:cNvPr id="0" name="" descr=""/>
+                    <pic:cNvPicPr>
+                      <a:picLocks noChangeAspect="1" noChangeArrowheads="1"/>
+                    </pic:cNvPicPr>
+                  </pic:nvPicPr>
+                  <pic:blipFill>
+                    <a:blip r:embed="rId8" cstate="none"/>
+                    <a:srcRect/>
+                    <a:stretch>
+                      <a:fillRect/>
+                    </a:stretch>
+                  </pic:blipFill>
+                  <pic:spPr bwMode="auto">
+                    <a:xfrm>
+                      <a:off x="0" y="0"/>
+                      <a:ext cx="5029200" cy="4848225"/>
+                    </a:xfrm>
+                    <a:prstGeom prst="rect">
+                      <a:avLst/>
+                    </a:prstGeom>
+                  </pic:spPr>
+                </pic:pic>
+              </a:graphicData>
+            </a:graphic>
+          </wp:inline>
+        </w:drawing>
+      </w:r>
+    </w:p>
+    <w:p>
+      <w:pPr>
+        <w:spacing w:after="260" w:line="260"/>
         <w:jc w:val="both"/>
       </w:pPr>
       <w:r>
         <w:rPr>
           <w:rFonts w:ascii="Times New Roman" w:cs="Times New Roman" w:eastAsia="Times New Roman" w:hAnsi="Times New Roman"/>
-          <w:sz w:val="24"/>
-          <w:szCs w:val="24"/>
-        </w:rPr>
-        <w:t xml:space="preserve">Figure 2. STROBE flow diagram showing the number of patients assessed for eligibility, excluded before enrolment with reasons, enrolled, excluded after enrolment with reasons, and analysed in each cohort.</w:t>
-      </w:r>
-    </w:p>
-    <w:p>
-      <w:pPr>
-        <w:spacing w:after="140" w:line="360"/>
+          <w:sz w:val="19"/>
+          <w:szCs w:val="19"/>
+        </w:rPr>
+        <w:t xml:space="preserve">Figure 2. STROBE flow diagram showing the number of patients assessed for eligibility, excluded before enrolment with reasons, enrolled, excluded after enrolment with reasons, and analysed in each cohort. Cohort sizes were determined by the distribution of practice among the eight contributing anaesthesiologists rather than by any study procedure.</w:t>
+      </w:r>
+    </w:p>
+    <w:p>
+      <w:pPr>
+        <w:spacing w:after="90" w:before="280"/>
+        <w:jc w:val="center"/>
+      </w:pPr>
+      <w:r>
+        <w:drawing>
+          <wp:inline distT="0" distB="0" distL="0" distR="0">
+            <wp:extent cx="5667375" cy="3152775"/>
+            <wp:effectExtent t="0" r="0" b="0" l="0"/>
+            <wp:docPr id="1" name="" descr="" title=""/>
+            <wp:cNvGraphicFramePr>
+              <a:graphicFrameLocks xmlns:a="http://schemas.openxmlformats.org/drawingml/2006/main" noChangeAspect="1"/>
+            </wp:cNvGraphicFramePr>
+            <a:graphic xmlns:a="http://schemas.openxmlformats.org/drawingml/2006/main">
+              <a:graphicData uri="http://schemas.openxmlformats.org/drawingml/2006/picture">
+                <pic:pic xmlns:pic="http://schemas.openxmlformats.org/drawingml/2006/picture">
+                  <pic:nvPicPr>
+                    <pic:cNvPr id="0" name="" descr=""/>
+                    <pic:cNvPicPr>
+                      <a:picLocks noChangeAspect="1" noChangeArrowheads="1"/>
+                    </pic:cNvPicPr>
+                  </pic:nvPicPr>
+                  <pic:blipFill>
+                    <a:blip r:embed="rId9" cstate="none"/>
+                    <a:srcRect/>
+                    <a:stretch>
+                      <a:fillRect/>
+                    </a:stretch>
+                  </pic:blipFill>
+                  <pic:spPr bwMode="auto">
+                    <a:xfrm>
+                      <a:off x="0" y="0"/>
+                      <a:ext cx="5667375" cy="3152775"/>
+                    </a:xfrm>
+                    <a:prstGeom prst="rect">
+                      <a:avLst/>
+                    </a:prstGeom>
+                  </pic:spPr>
+                </pic:pic>
+              </a:graphicData>
+            </a:graphic>
+          </wp:inline>
+        </w:drawing>
+      </w:r>
+    </w:p>
+    <w:p>
+      <w:pPr>
+        <w:spacing w:after="260" w:line="260"/>
         <w:jc w:val="both"/>
       </w:pPr>
       <w:r>
         <w:rPr>
           <w:rFonts w:ascii="Times New Roman" w:cs="Times New Roman" w:eastAsia="Times New Roman" w:hAnsi="Times New Roman"/>
-          <w:sz w:val="24"/>
-          <w:szCs w:val="24"/>
-        </w:rPr>
-        <w:t xml:space="preserve">Figure 3. Covariate balance before and after inverse probability of treatment weighting, plotted as absolute standardised mean differences. The vertical reference line marks 0.10. Operator experience is the only covariate exceeding that threshold before weighting.</w:t>
-      </w:r>
-    </w:p>
-    <w:p>
-      <w:pPr>
-        <w:spacing w:after="140" w:line="360"/>
+          <w:sz w:val="19"/>
+          <w:szCs w:val="19"/>
+        </w:rPr>
+        <w:t xml:space="preserve">Figure 3. Covariate balance before and after inverse probability of treatment weighting, plotted as absolute standardised mean differences. The vertical reference line marks the conventional balance threshold of 0.10. Operator experience is the only covariate exceeding that threshold in the unweighted cohort, and is brought into balance by weighting.</w:t>
+      </w:r>
+    </w:p>
+    <w:p>
+      <w:pPr>
+        <w:spacing w:after="90" w:before="280"/>
+        <w:jc w:val="center"/>
+      </w:pPr>
+      <w:r>
+        <w:drawing>
+          <wp:inline distT="0" distB="0" distL="0" distR="0">
+            <wp:extent cx="5667375" cy="3657600"/>
+            <wp:effectExtent t="0" r="0" b="0" l="0"/>
+            <wp:docPr id="1" name="" descr="" title=""/>
+            <wp:cNvGraphicFramePr>
+              <a:graphicFrameLocks xmlns:a="http://schemas.openxmlformats.org/drawingml/2006/main" noChangeAspect="1"/>
+            </wp:cNvGraphicFramePr>
+            <a:graphic xmlns:a="http://schemas.openxmlformats.org/drawingml/2006/main">
+              <a:graphicData uri="http://schemas.openxmlformats.org/drawingml/2006/picture">
+                <pic:pic xmlns:pic="http://schemas.openxmlformats.org/drawingml/2006/picture">
+                  <pic:nvPicPr>
+                    <pic:cNvPr id="0" name="" descr=""/>
+                    <pic:cNvPicPr>
+                      <a:picLocks noChangeAspect="1" noChangeArrowheads="1"/>
+                    </pic:cNvPicPr>
+                  </pic:nvPicPr>
+                  <pic:blipFill>
+                    <a:blip r:embed="rId10" cstate="none"/>
+                    <a:srcRect/>
+                    <a:stretch>
+                      <a:fillRect/>
+                    </a:stretch>
+                  </pic:blipFill>
+                  <pic:spPr bwMode="auto">
+                    <a:xfrm>
+                      <a:off x="0" y="0"/>
+                      <a:ext cx="5667375" cy="3657600"/>
+                    </a:xfrm>
+                    <a:prstGeom prst="rect">
+                      <a:avLst/>
+                    </a:prstGeom>
+                  </pic:spPr>
+                </pic:pic>
+              </a:graphicData>
+            </a:graphic>
+          </wp:inline>
+        </w:drawing>
+      </w:r>
+    </w:p>
+    <w:p>
+      <w:pPr>
+        <w:spacing w:after="260" w:line="260"/>
         <w:jc w:val="both"/>
       </w:pPr>
       <w:r>
         <w:rPr>
           <w:rFonts w:ascii="Times New Roman" w:cs="Times New Roman" w:eastAsia="Times New Roman" w:hAnsi="Times New Roman"/>
-          <w:sz w:val="24"/>
-          <w:szCs w:val="24"/>
-        </w:rPr>
-        <w:t xml:space="preserve">Figure 4. Mean arterial pressure over time by injection technique. Values are model-estimated means with 95% confidence intervals from the linear mixed-effects model. Time zero denotes the baseline recording made immediately before intrathecal injection. The number of patients contributing at each time point is given in Table 6.</w:t>
-      </w:r>
-    </w:p>
-    <w:p>
-      <w:pPr>
-        <w:spacing w:after="140" w:line="360"/>
+          <w:sz w:val="19"/>
+          <w:szCs w:val="19"/>
+        </w:rPr>
+        <w:t xml:space="preserve">Figure 4. Mean arterial pressure over time by injection technique. Values are model-estimated means with 95% confidence intervals from the linear mixed-effects model. Time zero denotes the baseline recording made immediately before intrathecal injection. Shading beyond 90 minutes marks the period in which fewer than half the cohort remained under observation; the number contributing at each time point is given in Table 6.</w:t>
+      </w:r>
+    </w:p>
+    <w:p>
+      <w:pPr>
+        <w:spacing w:after="90" w:before="280"/>
+        <w:jc w:val="center"/>
+      </w:pPr>
+      <w:r>
+        <w:drawing>
+          <wp:inline distT="0" distB="0" distL="0" distR="0">
+            <wp:extent cx="5667375" cy="3600450"/>
+            <wp:effectExtent t="0" r="0" b="0" l="0"/>
+            <wp:docPr id="1" name="" descr="" title=""/>
+            <wp:cNvGraphicFramePr>
+              <a:graphicFrameLocks xmlns:a="http://schemas.openxmlformats.org/drawingml/2006/main" noChangeAspect="1"/>
+            </wp:cNvGraphicFramePr>
+            <a:graphic xmlns:a="http://schemas.openxmlformats.org/drawingml/2006/main">
+              <a:graphicData uri="http://schemas.openxmlformats.org/drawingml/2006/picture">
+                <pic:pic xmlns:pic="http://schemas.openxmlformats.org/drawingml/2006/picture">
+                  <pic:nvPicPr>
+                    <pic:cNvPr id="0" name="" descr=""/>
+                    <pic:cNvPicPr>
+                      <a:picLocks noChangeAspect="1" noChangeArrowheads="1"/>
+                    </pic:cNvPicPr>
+                  </pic:nvPicPr>
+                  <pic:blipFill>
+                    <a:blip r:embed="rId11" cstate="none"/>
+                    <a:srcRect/>
+                    <a:stretch>
+                      <a:fillRect/>
+                    </a:stretch>
+                  </pic:blipFill>
+                  <pic:spPr bwMode="auto">
+                    <a:xfrm>
+                      <a:off x="0" y="0"/>
+                      <a:ext cx="5667375" cy="3600450"/>
+                    </a:xfrm>
+                    <a:prstGeom prst="rect">
+                      <a:avLst/>
+                    </a:prstGeom>
+                  </pic:spPr>
+                </pic:pic>
+              </a:graphicData>
+            </a:graphic>
+          </wp:inline>
+        </w:drawing>
+      </w:r>
+    </w:p>
+    <w:p>
+      <w:pPr>
+        <w:spacing w:after="260" w:line="260"/>
         <w:jc w:val="both"/>
       </w:pPr>
       <w:r>
         <w:rPr>
           <w:rFonts w:ascii="Times New Roman" w:cs="Times New Roman" w:eastAsia="Times New Roman" w:hAnsi="Times New Roman"/>
-          <w:sz w:val="24"/>
-          <w:szCs w:val="24"/>
-        </w:rPr>
-        <w:t xml:space="preserve">Figure 5. Heart rate over time by injection technique. Values are model-estimated means with 95% confidence intervals from the linear mixed-effects model. Time zero denotes the baseline recording made immediately before intrathecal injection. The number of patients contributing at each time point is given in Table 6.</w:t>
+          <w:sz w:val="19"/>
+          <w:szCs w:val="19"/>
+        </w:rPr>
+        <w:t xml:space="preserve">Figure 5. Heart rate over time by injection technique. Values are model-estimated means with 95% confidence intervals from the linear mixed-effects model. Time zero denotes the baseline recording made immediately before intrathecal injection. Shading beyond 90 minutes marks the period in which fewer than half the cohort remained under observation.</w:t>
+      </w:r>
+    </w:p>
+    <w:p>
+      <w:pPr>
+        <w:spacing w:after="90" w:before="280"/>
+        <w:jc w:val="center"/>
+      </w:pPr>
+      <w:r>
+        <w:drawing>
+          <wp:inline distT="0" distB="0" distL="0" distR="0">
+            <wp:extent cx="5667375" cy="2933700"/>
+            <wp:effectExtent t="0" r="0" b="0" l="0"/>
+            <wp:docPr id="1" name="" descr="" title=""/>
+            <wp:cNvGraphicFramePr>
+              <a:graphicFrameLocks xmlns:a="http://schemas.openxmlformats.org/drawingml/2006/main" noChangeAspect="1"/>
+            </wp:cNvGraphicFramePr>
+            <a:graphic xmlns:a="http://schemas.openxmlformats.org/drawingml/2006/main">
+              <a:graphicData uri="http://schemas.openxmlformats.org/drawingml/2006/picture">
+                <pic:pic xmlns:pic="http://schemas.openxmlformats.org/drawingml/2006/picture">
+                  <pic:nvPicPr>
+                    <pic:cNvPr id="0" name="" descr=""/>
+                    <pic:cNvPicPr>
+                      <a:picLocks noChangeAspect="1" noChangeArrowheads="1"/>
+                    </pic:cNvPicPr>
+                  </pic:nvPicPr>
+                  <pic:blipFill>
+                    <a:blip r:embed="rId12" cstate="none"/>
+                    <a:srcRect/>
+                    <a:stretch>
+                      <a:fillRect/>
+                    </a:stretch>
+                  </pic:blipFill>
+                  <pic:spPr bwMode="auto">
+                    <a:xfrm>
+                      <a:off x="0" y="0"/>
+                      <a:ext cx="5667375" cy="2933700"/>
+                    </a:xfrm>
+                    <a:prstGeom prst="rect">
+                      <a:avLst/>
+                    </a:prstGeom>
+                  </pic:spPr>
+                </pic:pic>
+              </a:graphicData>
+            </a:graphic>
+          </wp:inline>
+        </w:drawing>
+      </w:r>
+    </w:p>
+    <w:p>
+      <w:pPr>
+        <w:spacing w:after="260" w:line="260"/>
+        <w:jc w:val="both"/>
+      </w:pPr>
+      <w:r>
+        <w:rPr>
+          <w:rFonts w:ascii="Times New Roman" w:cs="Times New Roman" w:eastAsia="Times New Roman" w:hAnsi="Times New Roman"/>
+          <w:sz w:val="19"/>
+          <w:szCs w:val="19"/>
+        </w:rPr>
+        <w:t xml:space="preserve">Figure 6. Adjusted risk ratios for the primary outcome across every pre-specified analysis, and for the secondary binary outcomes. The diamond marks the primary adjusted estimate. Confidence intervals crossing the vertical line at 1.0 are compatible with no association. The value of the figure lies in the first block: an estimate that moves only between 0.27 and 0.33 across crude, adjusted, weighted, matched and imputed analyses is not an artefact of any single modelling choice.</w:t>
       </w:r>
     </w:p>
     <w:p>

--- a/manuscripts/TCMJ_observational_cohort_fractionated_vs_bolus_TEACHING_DRAFT.docx
+++ b/manuscripts/TCMJ_observational_cohort_fractionated_vs_bolus_TEACHING_DRAFT.docx
@@ -234,7 +234,7 @@
           <w:sz w:val="24"/>
           <w:szCs w:val="24"/>
         </w:rPr>
-        <w:t xml:space="preserve">[FILL: CTRI registration number and date. Prospective registration of observational studies is not mandated by ICMJE policy, but a growing number of journals request it and several Indian ethics committees now require it. Register before enrolment if at all possible, and state the number here.]</w:t>
+        <w:t xml:space="preserve">[FILL: CTRI registration number and date, or an explicit statement that the study was not registered. Registration is not mandatory for this design. The requirement under the New Drugs and Clinical Trials Rules 2019, and under ICMJE policy, attaches to studies that prospectively assign participants to an intervention; here the technique was chosen by the treating anaesthesiologist as a matter of routine care and nothing was assigned. The Clinical Trials Registry of India nevertheless accepts observational studies, and roughly a quarter of its entries are of that kind. Voluntary registration is worth considering, because a pre-declared primary outcome is the most effective answer to a reviewer who suspects the endpoint was chosen after the data were seen. Note that CTRI has registered prospectively only since 1 April 2018, so this decision must be taken before the first participant is enrolled.]</w:t>
       </w:r>
     </w:p>
     <w:p>
